--- a/downloads/documents/05 Materials/Unit 02/Slides/Slides 02.14 - The Gilded Age Market Opens Risk and Reward.docx
+++ b/downloads/documents/05 Materials/Unit 02/Slides/Slides 02.14 - The Gilded Age Market Opens Risk and Reward.docx
@@ -271,7 +271,7 @@
         <w:pStyle w:val="Compact"/>
       </w:pPr>
       <w:r>
-        <w:t xml:space="preserve">Bottom rung: a jar. Then a savings account. Then a government bond. Then a company bond.</w:t>
+        <w:t xml:space="preserve">Bottom rung: a jar. Then a savings account. Then a government bond (a loan you make to the government). Then a company bond (a loan you make to a company).</w:t>
       </w:r>
     </w:p>
     <w:p>
@@ -429,7 +429,7 @@
         <w:pStyle w:val="Compact"/>
       </w:pPr>
       <w:r>
-        <w:t xml:space="preserve">Some of these do not exist yet in 1870. They join the board when they were founded. Nobody learns what happened to them until Day 9.</w:t>
+        <w:t xml:space="preserve">Some of these do not exist yet in 1870. They join the board in a later round; the card says which. Nobody learns what happened to them until Day 9.</w:t>
       </w:r>
       <w:r>
         <w:t xml:space="preserve"> </w:t>
@@ -627,7 +627,7 @@
         <w:pStyle w:val="Compact"/>
       </w:pPr>
       <w:r>
-        <w:t xml:space="preserve">Then Round 1 lands: the year is 1873. Pay the bank first, fill the column, work out your total. Then the dispatch.</w:t>
+        <w:t xml:space="preserve">Then Round 1 lands: the year is 1873. Add the bank’s 3 percent first, fill the column, work out your total. Then the dispatch.</w:t>
       </w:r>
     </w:p>
     <w:p>
@@ -639,7 +639,7 @@
         <w:pStyle w:val="Compact"/>
       </w:pPr>
       <w:r>
-        <w:t xml:space="preserve">Closure: Entry 1 (what I bought, why, my total) and the 3-2-1 card.</w:t>
+        <w:t xml:space="preserve">Closure: the project sheet and the rubric go out (the leaderboard is real and is not the grade), then Entry 1 (what I bought, why, my total) and the 3-2-1 card.</w:t>
       </w:r>
       <w:r>
         <w:t xml:space="preserve"> </w:t>
@@ -999,7 +999,7 @@
         <w:pStyle w:val="Compact"/>
       </w:pPr>
       <w:r>
-        <w:t xml:space="preserve">Pay the bank first. Fill the column: RAIL 45, OIL 30, GAS 26, and a new line, ELEC 25.</w:t>
+        <w:t xml:space="preserve">Add the bank’s 3 percent first. Fill the column: RAIL 45, OIL 30, GAS 26, and a new line, ELEC 25.</w:t>
       </w:r>
     </w:p>
     <w:p>
@@ -1283,16 +1283,6 @@
       </w:pPr>
       <w:r>
         <w:t xml:space="preserve">My total is $</w:t>
-      </w:r>
-      <w:r>
-        <w:rPr>
-          <w:i/>
-          <w:b/>
-        </w:rPr>
-        <w:t xml:space="preserve">. / Toplam param $</w:t>
-      </w:r>
-      <w:r>
-        <w:t xml:space="preserve">. / Meu total é $</w:t>
       </w:r>
       <w:r>
         <w:rPr>
